--- a/Předpověď počasí - Brýl.docx
+++ b/Předpověď počasí - Brýl.docx
@@ -104,7 +104,13 @@
               <w:t>Datum:</w:t>
             </w:r>
             <w:r>
-              <w:t xml:space="preserve"> 2.10. 2026</w:t>
+              <w:t xml:space="preserve"> </w:t>
+            </w:r>
+            <w:r>
+              <w:t>16</w:t>
+            </w:r>
+            <w:r>
+              <w:t>.10. 2026</w:t>
             </w:r>
           </w:p>
         </w:tc>
@@ -157,13 +163,7 @@
     <w:p>
       <w:r>
         <w:tab/>
-        <w:t xml:space="preserve">Při první úvaze nad prací jsem si řekl, že by byla škoda zůstat pouze s daty z jedné </w:t>
-      </w:r>
-      <w:r>
-        <w:t>meteorologické</w:t>
-      </w:r>
-      <w:r>
-        <w:t xml:space="preserve"> stanice, a tak jsem si vybral jedno </w:t>
+        <w:t xml:space="preserve">Při první úvaze nad prací jsem si řekl, že by byla škoda zůstat pouze s daty z jedné meteorologické stanice, a tak jsem si vybral jedno </w:t>
       </w:r>
       <w:r>
         <w:t>z</w:t>
@@ -322,13 +322,7 @@
           <w:rFonts w:eastAsiaTheme="minorEastAsia"/>
         </w:rPr>
         <w:lastRenderedPageBreak/>
-        <w:t>dictionary</w:t>
-      </w:r>
-      <w:r>
-        <w:rPr>
-          <w:rFonts w:eastAsiaTheme="minorEastAsia"/>
-        </w:rPr>
-        <w:t xml:space="preserve"> mapoval všechny směry na stupně, tyto hodnoty pak převedl na radiany a pak promítnul na kružnici pomocí sinus a cosinus.</w:t>
+        <w:t>dictionary mapoval všechny směry na stupně, tyto hodnoty pak převedl na radiany a pak promítnul na kružnici pomocí sinus a cosinus.</w:t>
       </w:r>
     </w:p>
     <w:p>
@@ -342,13 +336,7 @@
         <w:rPr>
           <w:rFonts w:eastAsiaTheme="minorEastAsia"/>
         </w:rPr>
-        <w:t xml:space="preserve">Po všech převodech dat bylo ještě potřeba zahodit sloupce a pomocné sloupce, které už nepotřebujeme nebo obsahují slova. </w:t>
-      </w:r>
-      <w:r>
-        <w:rPr>
-          <w:rFonts w:eastAsiaTheme="minorEastAsia"/>
-        </w:rPr>
-        <w:t>nepotrebneSloupce = ['WindDir9am_deg', 'WindGustDir_deg', 'WindDir3pm_deg', 'WindGustDir', 'WindDir9am', 'WindDir3pm', 'Date', 'DayOfYear', 'Location']</w:t>
+        <w:t>Po všech převodech dat bylo ještě potřeba zahodit sloupce a pomocné sloupce, které už nepotřebujeme nebo obsahují slova. nepotrebneSloupce = ['WindDir9am_deg', 'WindGustDir_deg', 'WindDir3pm_deg', 'WindGustDir', 'WindDir9am', 'WindDir3pm', 'Date', 'DayOfYear', 'Location']</w:t>
       </w:r>
     </w:p>
     <w:p>
@@ -387,13 +375,7 @@
         <w:t xml:space="preserve"> 1. (X) který neobsahuje</w:t>
       </w:r>
       <w:r>
-        <w:t xml:space="preserve"> „RainTomorrow“ a obsahuje pouze proměnné, pomocí kterých se algoritmus bude rozhodovat. 2. (y) dataset obsahuje pouze „RainTomorrow“ jedná se o cílovou proměnnou, kterou algoritmus predikuje. Teď rozdělíme data na trénovací a validační pomocí 10-násobné křížové validaci. Použil jsem </w:t>
-      </w:r>
-      <w:r>
-        <w:t>StratifiedKFold(n_splits=10, shuffle = True, random_state=64)</w:t>
-      </w:r>
-      <w:r>
-        <w:t>, proto aby se rovnoměrně rozdělily deštivé a suché dny.</w:t>
+        <w:t xml:space="preserve"> „RainTomorrow“ a obsahuje pouze proměnné, pomocí kterých se algoritmus bude rozhodovat. 2. (y) dataset obsahuje pouze „RainTomorrow“ jedná se o cílovou proměnnou, kterou algoritmus predikuje. Teď rozdělíme data na trénovací a validační pomocí 10-násobné křížové validaci. Použil jsem StratifiedKFold(n_splits=10, shuffle = True, random_state=64), proto aby se rovnoměrně rozdělily deštivé a suché dny.</w:t>
       </w:r>
       <w:r>
         <w:t xml:space="preserve"> Random jsem dal číslo 64, aby se data rozdělila pokaždé stejně.</w:t>
@@ -402,16 +384,7 @@
     <w:p>
       <w:r>
         <w:tab/>
-        <w:t xml:space="preserve"> </w:t>
-      </w:r>
-      <w:r>
-        <w:t>Jako první model</w:t>
-      </w:r>
-      <w:r>
-        <w:t xml:space="preserve"> jsem</w:t>
-      </w:r>
-      <w:r>
-        <w:t xml:space="preserve"> implementov</w:t>
+        <w:t xml:space="preserve"> Jako první model jsem implementov</w:t>
       </w:r>
       <w:r>
         <w:t>al</w:t>
@@ -461,27 +434,7 @@
       </w:pPr>
       <w:r>
         <w:tab/>
-      </w:r>
-      <w:r>
-        <w:t xml:space="preserve">Jako </w:t>
-      </w:r>
-      <w:r>
-        <w:t>druhý</w:t>
-      </w:r>
-      <w:r>
-        <w:t xml:space="preserve"> model jsem implementov</w:t>
-      </w:r>
-      <w:r>
-        <w:t xml:space="preserve">al </w:t>
-      </w:r>
-      <w:r>
-        <w:t>algoritmus k-nejbližších sousedů</w:t>
-      </w:r>
-      <w:r>
-        <w:t xml:space="preserve">. Nejdříve jsem potřeboval otestovat nejlepší hodnotu „k“. Otestoval jsem </w:t>
-      </w:r>
-      <w:r>
-        <w:t xml:space="preserve">šest lichých hodnot v nižších desítkách: </w:t>
+        <w:t xml:space="preserve">Jako druhý model jsem implementoval algoritmus k-nejbližších sousedů. Nejdříve jsem potřeboval otestovat nejlepší hodnotu „k“. Otestoval jsem šest lichých hodnot v nižších desítkách: </w:t>
       </w:r>
       <m:oMath>
         <m:r>
@@ -565,31 +518,7 @@
         <w:rPr>
           <w:rFonts w:eastAsiaTheme="minorEastAsia"/>
         </w:rPr>
-        <w:t xml:space="preserve"> jsem udělal křížovou validaci </w:t>
-      </w:r>
-      <w:r>
-        <w:rPr>
-          <w:rFonts w:eastAsiaTheme="minorEastAsia"/>
-        </w:rPr>
-        <w:t>„</w:t>
-      </w:r>
-      <w:r>
-        <w:rPr>
-          <w:rFonts w:eastAsiaTheme="minorEastAsia"/>
-        </w:rPr>
-        <w:t xml:space="preserve">cross_val_score()” a do </w:t>
-      </w:r>
-      <w:r>
-        <w:rPr>
-          <w:rFonts w:eastAsiaTheme="minorEastAsia"/>
-        </w:rPr>
-        <w:t>dictionary</w:t>
-      </w:r>
-      <w:r>
-        <w:rPr>
-          <w:rFonts w:eastAsiaTheme="minorEastAsia"/>
-        </w:rPr>
-        <w:t xml:space="preserve"> uložil její průměrnou přesnost. To „k“, které mělo nejvyšší přesnost</w:t>
+        <w:t xml:space="preserve"> jsem udělal křížovou validaci „cross_val_score()” a do dictionary uložil její průměrnou přesnost. To „k“, které mělo nejvyšší přesnost</w:t>
       </w:r>
       <w:r>
         <w:rPr>
@@ -651,6 +580,7 @@
       <w:r>
         <w:rPr>
           <w:rFonts w:eastAsiaTheme="minorEastAsia"/>
+          <w:noProof/>
         </w:rPr>
         <w:drawing>
           <wp:inline distT="0" distB="0" distL="0" distR="0" wp14:anchorId="295E327C" wp14:editId="0832C641">
@@ -815,6 +745,9 @@
         <w:jc w:val="center"/>
       </w:pPr>
       <w:r>
+        <w:rPr>
+          <w:noProof/>
+        </w:rPr>
         <w:drawing>
           <wp:inline distT="0" distB="0" distL="0" distR="0" wp14:anchorId="19528B3D" wp14:editId="0EB450B8">
             <wp:extent cx="3139712" cy="1775614"/>
@@ -1285,6 +1218,7 @@
   <w:style w:type="character" w:default="1" w:styleId="Standardnpsmoodstavce">
     <w:name w:val="Default Paragraph Font"/>
     <w:uiPriority w:val="1"/>
+    <w:semiHidden/>
     <w:unhideWhenUsed/>
   </w:style>
   <w:style w:type="table" w:default="1" w:styleId="Normlntabulka">
